--- a/Report.docx
+++ b/Report.docx
@@ -120,102 +120,7 @@
                                   <w14:bevel/>
                                 </w14:textOutline>
                               </w:rPr>
-                              <w:t>L</w:t>
-                            </w:r>
-                            <w:r>
-                              <w:rPr>
-                                <w:rFonts w:asciiTheme="minorBidi" w:hAnsiTheme="minorBidi" w:cstheme="minorBidi"/>
-                                <w:b/>
-                                <w:bCs/>
-                                <w:color w:val="002060"/>
-                                <w:sz w:val="56"/>
-                                <w:szCs w:val="56"/>
-                                <w:lang w:val="en-US"/>
-                                <w14:textOutline w14:w="9525" w14:cap="rnd" w14:cmpd="sng" w14:algn="ctr">
-                                  <w14:solidFill>
-                                    <w14:schemeClr w14:val="bg1"/>
-                                  </w14:solidFill>
-                                  <w14:prstDash w14:val="solid"/>
-                                  <w14:bevel/>
-                                </w14:textOutline>
-                              </w:rPr>
-                              <w:t>iDAR-Based Tree Detection in</w:t>
-                            </w:r>
-                            <w:r>
-                              <w:rPr>
-                                <w:rFonts w:asciiTheme="minorBidi" w:hAnsiTheme="minorBidi" w:cstheme="minorBidi"/>
-                                <w:b/>
-                                <w:bCs/>
-                                <w:color w:val="002060"/>
-                                <w:sz w:val="56"/>
-                                <w:szCs w:val="56"/>
-                                <w:lang w:val="en-US"/>
-                                <w14:textOutline w14:w="9525" w14:cap="rnd" w14:cmpd="sng" w14:algn="ctr">
-                                  <w14:solidFill>
-                                    <w14:schemeClr w14:val="bg1"/>
-                                  </w14:solidFill>
-                                  <w14:prstDash w14:val="solid"/>
-                                  <w14:bevel/>
-                                </w14:textOutline>
-                              </w:rPr>
-                              <w:t xml:space="preserve"> </w:t>
-                            </w:r>
-                            <w:r>
-                              <w:rPr>
-                                <w:rFonts w:asciiTheme="minorBidi" w:hAnsiTheme="minorBidi" w:cstheme="minorBidi"/>
-                                <w:b/>
-                                <w:bCs/>
-                                <w:color w:val="002060"/>
-                                <w:sz w:val="56"/>
-                                <w:szCs w:val="56"/>
-                                <w:lang w:val="en-US"/>
-                                <w14:textOutline w14:w="9525" w14:cap="rnd" w14:cmpd="sng" w14:algn="ctr">
-                                  <w14:solidFill>
-                                    <w14:schemeClr w14:val="bg1"/>
-                                  </w14:solidFill>
-                                  <w14:prstDash w14:val="solid"/>
-                                  <w14:bevel/>
-                                </w14:textOutline>
-                              </w:rPr>
-                              <w:t>Mixed</w:t>
-                            </w:r>
-                            <w:r>
-                              <w:rPr>
-                                <w:rFonts w:asciiTheme="minorBidi" w:hAnsiTheme="minorBidi" w:cstheme="minorBidi"/>
-                                <w:b/>
-                                <w:bCs/>
-                                <w:color w:val="002060"/>
-                                <w:sz w:val="56"/>
-                                <w:szCs w:val="56"/>
-                                <w:lang w:val="en-US"/>
-                                <w14:textOutline w14:w="9525" w14:cap="rnd" w14:cmpd="sng" w14:algn="ctr">
-                                  <w14:solidFill>
-                                    <w14:schemeClr w14:val="bg1"/>
-                                  </w14:solidFill>
-                                  <w14:prstDash w14:val="solid"/>
-                                  <w14:bevel/>
-                                </w14:textOutline>
-                              </w:rPr>
-                              <w:t xml:space="preserve"> </w:t>
-                            </w:r>
-                            <w:r>
-                              <w:rPr>
-                                <w:rFonts w:asciiTheme="minorBidi" w:hAnsiTheme="minorBidi" w:cstheme="minorBidi"/>
-                                <w:b/>
-                                <w:bCs/>
-                                <w:color w:val="002060"/>
-                                <w:sz w:val="56"/>
-                                <w:szCs w:val="56"/>
-                                <w:lang w:val="en-US"/>
-                                <w14:textOutline w14:w="9525" w14:cap="rnd" w14:cmpd="sng" w14:algn="ctr">
-                                  <w14:solidFill>
-                                    <w14:schemeClr w14:val="bg1"/>
-                                  </w14:solidFill>
-                                  <w14:prstDash w14:val="solid"/>
-                                  <w14:bevel/>
-                                </w14:textOutline>
-                              </w:rPr>
-                              <w:t>Forests</w:t>
+                              <w:t>LiDAR-Based Tree Detection in Mixed Forests</w:t>
                             </w:r>
                           </w:p>
                         </w:txbxContent>
@@ -280,102 +185,7 @@
                             <w14:bevel/>
                           </w14:textOutline>
                         </w:rPr>
-                        <w:t>L</w:t>
-                      </w:r>
-                      <w:r>
-                        <w:rPr>
-                          <w:rFonts w:asciiTheme="minorBidi" w:hAnsiTheme="minorBidi" w:cstheme="minorBidi"/>
-                          <w:b/>
-                          <w:bCs/>
-                          <w:color w:val="002060"/>
-                          <w:sz w:val="56"/>
-                          <w:szCs w:val="56"/>
-                          <w:lang w:val="en-US"/>
-                          <w14:textOutline w14:w="9525" w14:cap="rnd" w14:cmpd="sng" w14:algn="ctr">
-                            <w14:solidFill>
-                              <w14:schemeClr w14:val="bg1"/>
-                            </w14:solidFill>
-                            <w14:prstDash w14:val="solid"/>
-                            <w14:bevel/>
-                          </w14:textOutline>
-                        </w:rPr>
-                        <w:t>iDAR-Based Tree Detection in</w:t>
-                      </w:r>
-                      <w:r>
-                        <w:rPr>
-                          <w:rFonts w:asciiTheme="minorBidi" w:hAnsiTheme="minorBidi" w:cstheme="minorBidi"/>
-                          <w:b/>
-                          <w:bCs/>
-                          <w:color w:val="002060"/>
-                          <w:sz w:val="56"/>
-                          <w:szCs w:val="56"/>
-                          <w:lang w:val="en-US"/>
-                          <w14:textOutline w14:w="9525" w14:cap="rnd" w14:cmpd="sng" w14:algn="ctr">
-                            <w14:solidFill>
-                              <w14:schemeClr w14:val="bg1"/>
-                            </w14:solidFill>
-                            <w14:prstDash w14:val="solid"/>
-                            <w14:bevel/>
-                          </w14:textOutline>
-                        </w:rPr>
-                        <w:t xml:space="preserve"> </w:t>
-                      </w:r>
-                      <w:r>
-                        <w:rPr>
-                          <w:rFonts w:asciiTheme="minorBidi" w:hAnsiTheme="minorBidi" w:cstheme="minorBidi"/>
-                          <w:b/>
-                          <w:bCs/>
-                          <w:color w:val="002060"/>
-                          <w:sz w:val="56"/>
-                          <w:szCs w:val="56"/>
-                          <w:lang w:val="en-US"/>
-                          <w14:textOutline w14:w="9525" w14:cap="rnd" w14:cmpd="sng" w14:algn="ctr">
-                            <w14:solidFill>
-                              <w14:schemeClr w14:val="bg1"/>
-                            </w14:solidFill>
-                            <w14:prstDash w14:val="solid"/>
-                            <w14:bevel/>
-                          </w14:textOutline>
-                        </w:rPr>
-                        <w:t>Mixed</w:t>
-                      </w:r>
-                      <w:r>
-                        <w:rPr>
-                          <w:rFonts w:asciiTheme="minorBidi" w:hAnsiTheme="minorBidi" w:cstheme="minorBidi"/>
-                          <w:b/>
-                          <w:bCs/>
-                          <w:color w:val="002060"/>
-                          <w:sz w:val="56"/>
-                          <w:szCs w:val="56"/>
-                          <w:lang w:val="en-US"/>
-                          <w14:textOutline w14:w="9525" w14:cap="rnd" w14:cmpd="sng" w14:algn="ctr">
-                            <w14:solidFill>
-                              <w14:schemeClr w14:val="bg1"/>
-                            </w14:solidFill>
-                            <w14:prstDash w14:val="solid"/>
-                            <w14:bevel/>
-                          </w14:textOutline>
-                        </w:rPr>
-                        <w:t xml:space="preserve"> </w:t>
-                      </w:r>
-                      <w:r>
-                        <w:rPr>
-                          <w:rFonts w:asciiTheme="minorBidi" w:hAnsiTheme="minorBidi" w:cstheme="minorBidi"/>
-                          <w:b/>
-                          <w:bCs/>
-                          <w:color w:val="002060"/>
-                          <w:sz w:val="56"/>
-                          <w:szCs w:val="56"/>
-                          <w:lang w:val="en-US"/>
-                          <w14:textOutline w14:w="9525" w14:cap="rnd" w14:cmpd="sng" w14:algn="ctr">
-                            <w14:solidFill>
-                              <w14:schemeClr w14:val="bg1"/>
-                            </w14:solidFill>
-                            <w14:prstDash w14:val="solid"/>
-                            <w14:bevel/>
-                          </w14:textOutline>
-                        </w:rPr>
-                        <w:t>Forests</w:t>
+                        <w:t>LiDAR-Based Tree Detection in Mixed Forests</w:t>
                       </w:r>
                     </w:p>
                   </w:txbxContent>
@@ -408,7 +218,7 @@
                     <pic:cNvPicPr/>
                   </pic:nvPicPr>
                   <pic:blipFill rotWithShape="1">
-                    <a:blip r:embed="rId7">
+                    <a:blip r:embed="rId8">
                       <a:extLst>
                         <a:ext uri="{28A0092B-C50C-407E-A947-70E740481C1C}">
                           <a14:useLocalDpi xmlns:a14="http://schemas.microsoft.com/office/drawing/2010/main" val="0"/>
@@ -552,7 +362,7 @@
                     <pic:cNvPicPr preferRelativeResize="0"/>
                   </pic:nvPicPr>
                   <pic:blipFill>
-                    <a:blip r:embed="rId8"/>
+                    <a:blip r:embed="rId9"/>
                     <a:srcRect l="9090" b="41162"/>
                     <a:stretch>
                       <a:fillRect/>
@@ -645,6 +455,7 @@
         <w:rPr>
           <w:rFonts w:asciiTheme="minorBidi" w:eastAsia="Roboto" w:hAnsiTheme="minorBidi" w:cstheme="minorBidi"/>
           <w:b/>
+          <w:color w:val="002060"/>
           <w:sz w:val="42"/>
           <w:szCs w:val="42"/>
         </w:rPr>
@@ -656,6 +467,7 @@
         <w:rPr>
           <w:rFonts w:asciiTheme="minorBidi" w:eastAsia="Roboto" w:hAnsiTheme="minorBidi" w:cstheme="minorBidi"/>
           <w:b/>
+          <w:color w:val="002060"/>
           <w:sz w:val="42"/>
           <w:szCs w:val="42"/>
         </w:rPr>
@@ -663,39 +475,415 @@
     </w:p>
     <w:p>
       <w:pPr>
+        <w:pStyle w:val="Heading2"/>
+      </w:pPr>
+      <w:r>
+        <w:lastRenderedPageBreak/>
+        <w:t>Exploratory Data Analysis (EDA)</w:t>
+      </w:r>
+    </w:p>
+    <w:p>
+      <w:pPr>
+        <w:pStyle w:val="Heading3"/>
+      </w:pPr>
+      <w:r>
+        <w:t>Dataset Overview</w:t>
+      </w:r>
+    </w:p>
+    <w:p>
+      <w:pPr>
         <w:jc w:val="both"/>
         <w:rPr>
+          <w:sz w:val="24"/>
+          <w:szCs w:val="24"/>
+        </w:rPr>
+      </w:pPr>
+      <w:r>
+        <w:rPr>
+          <w:sz w:val="24"/>
+          <w:szCs w:val="24"/>
+        </w:rPr>
+        <w:t>The dataset field_</w:t>
+      </w:r>
+      <w:proofErr w:type="gramStart"/>
+      <w:r>
+        <w:rPr>
+          <w:sz w:val="24"/>
+          <w:szCs w:val="24"/>
+        </w:rPr>
+        <w:t>survey.geojson</w:t>
+      </w:r>
+      <w:proofErr w:type="gramEnd"/>
+      <w:r>
+        <w:rPr>
+          <w:sz w:val="24"/>
+          <w:szCs w:val="24"/>
+        </w:rPr>
+        <w:t xml:space="preserve"> contains 3,602 rows and 11 columns, providing information about individual trees in </w:t>
+      </w:r>
+      <w:r>
+        <w:rPr>
+          <w:sz w:val="24"/>
+          <w:szCs w:val="24"/>
+        </w:rPr>
+        <w:t>the</w:t>
+      </w:r>
+      <w:r>
+        <w:rPr>
+          <w:sz w:val="24"/>
+          <w:szCs w:val="24"/>
+        </w:rPr>
+        <w:t xml:space="preserve"> surveyed area. Each row represents a unique tree with attributes like species, diameter measurements, age, height, angle, and spatial coordinates.</w:t>
+      </w:r>
+    </w:p>
+    <w:p>
+      <w:pPr>
+        <w:rPr>
+          <w:sz w:val="24"/>
+          <w:szCs w:val="24"/>
+        </w:rPr>
+      </w:pPr>
+    </w:p>
+    <w:p>
+      <w:pPr>
+        <w:pStyle w:val="Heading3"/>
+      </w:pPr>
+      <w:r>
+        <w:t>Species Distribution</w:t>
+      </w:r>
+    </w:p>
+    <w:p>
+      <w:pPr>
+        <w:jc w:val="both"/>
+        <w:rPr>
+          <w:sz w:val="24"/>
+          <w:szCs w:val="24"/>
+        </w:rPr>
+      </w:pPr>
+      <w:r>
+        <w:rPr>
+          <w:sz w:val="24"/>
+          <w:szCs w:val="24"/>
+        </w:rPr>
+        <w:fldChar w:fldCharType="begin"/>
+      </w:r>
+      <w:r>
+        <w:rPr>
+          <w:sz w:val="24"/>
+          <w:szCs w:val="24"/>
+        </w:rPr>
+        <w:instrText xml:space="preserve"> REF _Ref186747282 \h </w:instrText>
+      </w:r>
+      <w:r>
+        <w:rPr>
+          <w:sz w:val="24"/>
+          <w:szCs w:val="24"/>
+        </w:rPr>
+      </w:r>
+      <w:r>
+        <w:rPr>
+          <w:sz w:val="24"/>
+          <w:szCs w:val="24"/>
+        </w:rPr>
+        <w:instrText xml:space="preserve"> \* MERGEFORMAT </w:instrText>
+      </w:r>
+      <w:r>
+        <w:rPr>
+          <w:sz w:val="24"/>
+          <w:szCs w:val="24"/>
+        </w:rPr>
+        <w:fldChar w:fldCharType="separate"/>
+      </w:r>
+      <w:r>
+        <w:t xml:space="preserve">Figure </w:t>
+      </w:r>
+      <w:r>
+        <w:rPr>
+          <w:noProof/>
+        </w:rPr>
+        <w:t>1</w:t>
+      </w:r>
+      <w:r>
+        <w:rPr>
+          <w:sz w:val="24"/>
+          <w:szCs w:val="24"/>
+        </w:rPr>
+        <w:fldChar w:fldCharType="end"/>
+      </w:r>
+      <w:r>
+        <w:rPr>
+          <w:sz w:val="24"/>
+          <w:szCs w:val="24"/>
+        </w:rPr>
+        <w:t xml:space="preserve"> </w:t>
+      </w:r>
+      <w:r>
+        <w:rPr>
+          <w:sz w:val="24"/>
+          <w:szCs w:val="24"/>
+        </w:rPr>
+        <w:t xml:space="preserve">illustrates the distribution of </w:t>
+      </w:r>
+      <w:proofErr w:type="gramStart"/>
+      <w:r>
+        <w:rPr>
+          <w:sz w:val="24"/>
+          <w:szCs w:val="24"/>
+        </w:rPr>
+        <w:t>tree</w:t>
+      </w:r>
+      <w:proofErr w:type="gramEnd"/>
+      <w:r>
+        <w:rPr>
+          <w:sz w:val="24"/>
+          <w:szCs w:val="24"/>
+        </w:rPr>
+        <w:t xml:space="preserve"> species in the surveyed area. Among the 9 distinct species, Spruce is the most common, making up 31.76% (1,143 trees) of the total. Other common species include Birch (18.77%, 675 trees), Fir (18.41%, 662 trees), and Aspen (16.60%, 598 trees). In contrast, the rarest species are Pine, Elm, and Willow, with Pine and Elm recorded as a single tree each, and Willow with 28 trees.</w:t>
+      </w:r>
+    </w:p>
+    <w:p>
+      <w:pPr>
+        <w:jc w:val="both"/>
+      </w:pPr>
+    </w:p>
+    <w:p>
+      <w:pPr>
+        <w:keepNext/>
+        <w:jc w:val="center"/>
+      </w:pPr>
+      <w:r>
+        <w:rPr>
+          <w:sz w:val="24"/>
+          <w:szCs w:val="24"/>
+        </w:rPr>
+        <w:drawing>
+          <wp:inline distT="0" distB="0" distL="0" distR="0" wp14:anchorId="410F9127" wp14:editId="6C2F53A6">
+            <wp:extent cx="4933593" cy="3649980"/>
+            <wp:effectExtent l="0" t="0" r="635" b="7620"/>
+            <wp:docPr id="1654057752" name="Picture 1" descr="A pie chart with numbers and text&#10;&#10;Description automatically generated"/>
+            <wp:cNvGraphicFramePr>
+              <a:graphicFrameLocks xmlns:a="http://schemas.openxmlformats.org/drawingml/2006/main" noChangeAspect="1"/>
+            </wp:cNvGraphicFramePr>
+            <a:graphic xmlns:a="http://schemas.openxmlformats.org/drawingml/2006/main">
+              <a:graphicData uri="http://schemas.openxmlformats.org/drawingml/2006/picture">
+                <pic:pic xmlns:pic="http://schemas.openxmlformats.org/drawingml/2006/picture">
+                  <pic:nvPicPr>
+                    <pic:cNvPr id="1654057752" name="Picture 1" descr="A pie chart with numbers and text&#10;&#10;Description automatically generated"/>
+                    <pic:cNvPicPr/>
+                  </pic:nvPicPr>
+                  <pic:blipFill rotWithShape="1">
+                    <a:blip r:embed="rId10"/>
+                    <a:srcRect t="6205" b="6373"/>
+                    <a:stretch/>
+                  </pic:blipFill>
+                  <pic:spPr bwMode="auto">
+                    <a:xfrm>
+                      <a:off x="0" y="0"/>
+                      <a:ext cx="4936176" cy="3651891"/>
+                    </a:xfrm>
+                    <a:prstGeom prst="rect">
+                      <a:avLst/>
+                    </a:prstGeom>
+                    <a:ln>
+                      <a:noFill/>
+                    </a:ln>
+                    <a:extLst>
+                      <a:ext uri="{53640926-AAD7-44D8-BBD7-CCE9431645EC}">
+                        <a14:shadowObscured xmlns:a14="http://schemas.microsoft.com/office/drawing/2010/main"/>
+                      </a:ext>
+                    </a:extLst>
+                  </pic:spPr>
+                </pic:pic>
+              </a:graphicData>
+            </a:graphic>
+          </wp:inline>
+        </w:drawing>
+      </w:r>
+    </w:p>
+    <w:p>
+      <w:pPr>
+        <w:pStyle w:val="Caption"/>
+        <w:jc w:val="center"/>
+        <w:rPr>
+          <w:color w:val="auto"/>
+          <w:sz w:val="24"/>
+          <w:szCs w:val="24"/>
+        </w:rPr>
+      </w:pPr>
+      <w:bookmarkStart w:id="0" w:name="_Ref186747282"/>
+      <w:r>
+        <w:rPr>
+          <w:color w:val="auto"/>
+        </w:rPr>
+        <w:t xml:space="preserve">Figure </w:t>
+      </w:r>
+      <w:r>
+        <w:rPr>
+          <w:color w:val="auto"/>
+        </w:rPr>
+        <w:fldChar w:fldCharType="begin"/>
+      </w:r>
+      <w:r>
+        <w:rPr>
+          <w:color w:val="auto"/>
+        </w:rPr>
+        <w:instrText xml:space="preserve"> SEQ Figure \* ARABIC </w:instrText>
+      </w:r>
+      <w:r>
+        <w:rPr>
+          <w:color w:val="auto"/>
+        </w:rPr>
+        <w:fldChar w:fldCharType="separate"/>
+      </w:r>
+      <w:r>
+        <w:rPr>
+          <w:noProof/>
+          <w:color w:val="auto"/>
+        </w:rPr>
+        <w:t>1</w:t>
+      </w:r>
+      <w:r>
+        <w:rPr>
+          <w:color w:val="auto"/>
+        </w:rPr>
+        <w:fldChar w:fldCharType="end"/>
+      </w:r>
+      <w:bookmarkEnd w:id="0"/>
+      <w:r>
+        <w:rPr>
+          <w:color w:val="auto"/>
+          <w:lang w:val="en-US"/>
+        </w:rPr>
+        <w:t xml:space="preserve"> Tree Species Distribution in the Surveyed Area</w:t>
+      </w:r>
+    </w:p>
+    <w:p/>
+    <w:p/>
+    <w:p/>
+    <w:p>
+      <w:r>
+        <w:lastRenderedPageBreak/>
+        <w:t>These species can be classified into two groups: Coniferous (evergreens such as Spruce, Fir, and Pine) and Deciduous (leaf-shedding species like Birch, Aspen, and Tilia). Coniferous trees retain their needle-like leaves year-round, while Deciduous trees lose their broad leaves during specific seasons.</w:t>
+      </w:r>
+    </w:p>
+    <w:p/>
+    <w:p>
+      <w:pPr>
+        <w:keepNext/>
+        <w:jc w:val="center"/>
+      </w:pPr>
+      <w:r>
+        <w:rPr>
+          <w:noProof/>
+        </w:rPr>
+        <w:drawing>
+          <wp:inline distT="0" distB="0" distL="0" distR="0" wp14:anchorId="7D78767D" wp14:editId="33C01F62">
+            <wp:extent cx="3893403" cy="3009900"/>
+            <wp:effectExtent l="0" t="0" r="0" b="0"/>
+            <wp:docPr id="37771508" name="Picture 2" descr="Distinguishing Spruce, Pine, &amp; Fir Trees | Splintered Forest Guide"/>
+            <wp:cNvGraphicFramePr>
+              <a:graphicFrameLocks xmlns:a="http://schemas.openxmlformats.org/drawingml/2006/main" noChangeAspect="1"/>
+            </wp:cNvGraphicFramePr>
+            <a:graphic xmlns:a="http://schemas.openxmlformats.org/drawingml/2006/main">
+              <a:graphicData uri="http://schemas.openxmlformats.org/drawingml/2006/picture">
+                <pic:pic xmlns:pic="http://schemas.openxmlformats.org/drawingml/2006/picture">
+                  <pic:nvPicPr>
+                    <pic:cNvPr id="0" name="Picture 1" descr="Distinguishing Spruce, Pine, &amp; Fir Trees | Splintered Forest Guide"/>
+                    <pic:cNvPicPr>
+                      <a:picLocks noChangeAspect="1" noChangeArrowheads="1"/>
+                    </pic:cNvPicPr>
+                  </pic:nvPicPr>
+                  <pic:blipFill>
+                    <a:blip r:embed="rId11" cstate="print">
+                      <a:extLst>
+                        <a:ext uri="{28A0092B-C50C-407E-A947-70E740481C1C}">
+                          <a14:useLocalDpi xmlns:a14="http://schemas.microsoft.com/office/drawing/2010/main" val="0"/>
+                        </a:ext>
+                      </a:extLst>
+                    </a:blip>
+                    <a:srcRect/>
+                    <a:stretch>
+                      <a:fillRect/>
+                    </a:stretch>
+                  </pic:blipFill>
+                  <pic:spPr bwMode="auto">
+                    <a:xfrm>
+                      <a:off x="0" y="0"/>
+                      <a:ext cx="3894813" cy="3010990"/>
+                    </a:xfrm>
+                    <a:prstGeom prst="rect">
+                      <a:avLst/>
+                    </a:prstGeom>
+                    <a:noFill/>
+                    <a:ln>
+                      <a:noFill/>
+                    </a:ln>
+                  </pic:spPr>
+                </pic:pic>
+              </a:graphicData>
+            </a:graphic>
+          </wp:inline>
+        </w:drawing>
+      </w:r>
+    </w:p>
+    <w:p>
+      <w:pPr>
+        <w:pStyle w:val="Caption"/>
+        <w:jc w:val="center"/>
+        <w:rPr>
           <w:rFonts w:asciiTheme="minorBidi" w:eastAsia="Roboto" w:hAnsiTheme="minorBidi" w:cstheme="minorBidi"/>
-          <w:color w:val="0B5394"/>
+          <w:color w:val="auto"/>
           <w:sz w:val="28"/>
           <w:szCs w:val="28"/>
         </w:rPr>
       </w:pPr>
-    </w:p>
-    <w:p>
-      <w:pPr>
-        <w:jc w:val="both"/>
-        <w:rPr>
-          <w:rFonts w:asciiTheme="minorBidi" w:eastAsia="Roboto" w:hAnsiTheme="minorBidi" w:cstheme="minorBidi"/>
-          <w:color w:val="0B5394"/>
-          <w:sz w:val="28"/>
-          <w:szCs w:val="28"/>
-        </w:rPr>
-      </w:pPr>
-    </w:p>
-    <w:p>
-      <w:pPr>
-        <w:jc w:val="both"/>
-        <w:rPr>
-          <w:rFonts w:asciiTheme="minorBidi" w:eastAsia="Roboto" w:hAnsiTheme="minorBidi" w:cstheme="minorBidi"/>
-          <w:color w:val="0B5394"/>
-          <w:sz w:val="28"/>
-          <w:szCs w:val="28"/>
-        </w:rPr>
-      </w:pPr>
+      <w:r>
+        <w:rPr>
+          <w:color w:val="auto"/>
+        </w:rPr>
+        <w:t xml:space="preserve">Figure </w:t>
+      </w:r>
+      <w:r>
+        <w:rPr>
+          <w:color w:val="auto"/>
+        </w:rPr>
+        <w:fldChar w:fldCharType="begin"/>
+      </w:r>
+      <w:r>
+        <w:rPr>
+          <w:color w:val="auto"/>
+        </w:rPr>
+        <w:instrText xml:space="preserve"> SEQ Figure \* ARABIC </w:instrText>
+      </w:r>
+      <w:r>
+        <w:rPr>
+          <w:color w:val="auto"/>
+        </w:rPr>
+        <w:fldChar w:fldCharType="separate"/>
+      </w:r>
+      <w:r>
+        <w:rPr>
+          <w:noProof/>
+          <w:color w:val="auto"/>
+        </w:rPr>
+        <w:t>2</w:t>
+      </w:r>
+      <w:r>
+        <w:rPr>
+          <w:color w:val="auto"/>
+        </w:rPr>
+        <w:fldChar w:fldCharType="end"/>
+      </w:r>
+      <w:r>
+        <w:rPr>
+          <w:color w:val="auto"/>
+          <w:lang w:val="en-US"/>
+        </w:rPr>
+        <w:t xml:space="preserve"> The Differences of Spruce, Pine, and Fir</w:t>
+      </w:r>
     </w:p>
     <w:sectPr>
-      <w:headerReference w:type="default" r:id="rId9"/>
+      <w:headerReference w:type="default" r:id="rId12"/>
       <w:pgSz w:w="12240" w:h="15840"/>
       <w:pgMar w:top="1440" w:right="1440" w:bottom="1440" w:left="1440" w:header="720" w:footer="720" w:gutter="0"/>
       <w:pgNumType w:start="1"/>
@@ -1787,7 +1975,6 @@
     <w:basedOn w:val="Normal"/>
     <w:next w:val="Normal"/>
     <w:uiPriority w:val="9"/>
-    <w:semiHidden/>
     <w:unhideWhenUsed/>
     <w:qFormat/>
     <w:pPr>
@@ -1806,7 +1993,6 @@
     <w:basedOn w:val="Normal"/>
     <w:next w:val="Normal"/>
     <w:uiPriority w:val="9"/>
-    <w:semiHidden/>
     <w:unhideWhenUsed/>
     <w:qFormat/>
     <w:pPr>
@@ -1881,7 +2067,6 @@
   <w:style w:type="character" w:default="1" w:styleId="DefaultParagraphFont">
     <w:name w:val="Default Paragraph Font"/>
     <w:uiPriority w:val="1"/>
-    <w:semiHidden/>
     <w:unhideWhenUsed/>
   </w:style>
   <w:style w:type="table" w:default="1" w:styleId="TableNormal">
@@ -1936,6 +2121,25 @@
       <w:color w:val="666666"/>
       <w:sz w:val="30"/>
       <w:szCs w:val="30"/>
+    </w:rPr>
+  </w:style>
+  <w:style w:type="paragraph" w:styleId="Caption">
+    <w:name w:val="caption"/>
+    <w:basedOn w:val="Normal"/>
+    <w:next w:val="Normal"/>
+    <w:uiPriority w:val="35"/>
+    <w:unhideWhenUsed/>
+    <w:qFormat/>
+    <w:rsid w:val="00345EB1"/>
+    <w:pPr>
+      <w:spacing w:after="200" w:line="240" w:lineRule="auto"/>
+    </w:pPr>
+    <w:rPr>
+      <w:i/>
+      <w:iCs/>
+      <w:color w:val="1F497D" w:themeColor="text2"/>
+      <w:sz w:val="18"/>
+      <w:szCs w:val="18"/>
     </w:rPr>
   </w:style>
 </w:styles>
@@ -2259,4 +2463,16 @@
   </a:objectDefaults>
   <a:extraClrSchemeLst/>
 </a:theme>
+</file>
+
+<file path=customXml/item1.xml><?xml version="1.0" encoding="utf-8"?>
+<b:Sources xmlns:b="http://schemas.openxmlformats.org/officeDocument/2006/bibliography" xmlns="http://schemas.openxmlformats.org/officeDocument/2006/bibliography" SelectedStyle="\APASixthEditionOfficeOnline.xsl" StyleName="APA" Version="6"/>
+</file>
+
+<file path=customXml/itemProps1.xml><?xml version="1.0" encoding="utf-8"?>
+<ds:datastoreItem xmlns:ds="http://schemas.openxmlformats.org/officeDocument/2006/customXml" ds:itemID="{A80D506A-483B-48F2-9039-33EF72296161}">
+  <ds:schemaRefs>
+    <ds:schemaRef ds:uri="http://schemas.openxmlformats.org/officeDocument/2006/bibliography"/>
+  </ds:schemaRefs>
+</ds:datastoreItem>
 </file>
--- a/Report.docx
+++ b/Report.docx
@@ -765,6 +765,18 @@
         <w:lastRenderedPageBreak/>
         <w:t>These species can be classified into two groups: Coniferous (evergreens such as Spruce, Fir, and Pine) and Deciduous (leaf-shedding species like Birch, Aspen, and Tilia). Coniferous trees retain their needle-like leaves year-round, while Deciduous trees lose their broad leaves during specific seasons.</w:t>
       </w:r>
+      <w:r>
+        <w:t xml:space="preserve"> </w:t>
+      </w:r>
+      <w:r>
+        <w:t>In this classification, about half the dataset</w:t>
+      </w:r>
+      <w:r>
+        <w:t xml:space="preserve"> (50.2%)</w:t>
+      </w:r>
+      <w:r>
+        <w:t xml:space="preserve"> consists of Coniferous trees, with the other half being Deciduous.</w:t>
+      </w:r>
     </w:p>
     <w:p/>
     <w:p>
@@ -772,118 +784,9 @@
         <w:keepNext/>
         <w:jc w:val="center"/>
       </w:pPr>
-      <w:r>
-        <w:rPr>
-          <w:noProof/>
-        </w:rPr>
-        <w:drawing>
-          <wp:inline distT="0" distB="0" distL="0" distR="0" wp14:anchorId="7D78767D" wp14:editId="33C01F62">
-            <wp:extent cx="3893403" cy="3009900"/>
-            <wp:effectExtent l="0" t="0" r="0" b="0"/>
-            <wp:docPr id="37771508" name="Picture 2" descr="Distinguishing Spruce, Pine, &amp; Fir Trees | Splintered Forest Guide"/>
-            <wp:cNvGraphicFramePr>
-              <a:graphicFrameLocks xmlns:a="http://schemas.openxmlformats.org/drawingml/2006/main" noChangeAspect="1"/>
-            </wp:cNvGraphicFramePr>
-            <a:graphic xmlns:a="http://schemas.openxmlformats.org/drawingml/2006/main">
-              <a:graphicData uri="http://schemas.openxmlformats.org/drawingml/2006/picture">
-                <pic:pic xmlns:pic="http://schemas.openxmlformats.org/drawingml/2006/picture">
-                  <pic:nvPicPr>
-                    <pic:cNvPr id="0" name="Picture 1" descr="Distinguishing Spruce, Pine, &amp; Fir Trees | Splintered Forest Guide"/>
-                    <pic:cNvPicPr>
-                      <a:picLocks noChangeAspect="1" noChangeArrowheads="1"/>
-                    </pic:cNvPicPr>
-                  </pic:nvPicPr>
-                  <pic:blipFill>
-                    <a:blip r:embed="rId11" cstate="print">
-                      <a:extLst>
-                        <a:ext uri="{28A0092B-C50C-407E-A947-70E740481C1C}">
-                          <a14:useLocalDpi xmlns:a14="http://schemas.microsoft.com/office/drawing/2010/main" val="0"/>
-                        </a:ext>
-                      </a:extLst>
-                    </a:blip>
-                    <a:srcRect/>
-                    <a:stretch>
-                      <a:fillRect/>
-                    </a:stretch>
-                  </pic:blipFill>
-                  <pic:spPr bwMode="auto">
-                    <a:xfrm>
-                      <a:off x="0" y="0"/>
-                      <a:ext cx="3894813" cy="3010990"/>
-                    </a:xfrm>
-                    <a:prstGeom prst="rect">
-                      <a:avLst/>
-                    </a:prstGeom>
-                    <a:noFill/>
-                    <a:ln>
-                      <a:noFill/>
-                    </a:ln>
-                  </pic:spPr>
-                </pic:pic>
-              </a:graphicData>
-            </a:graphic>
-          </wp:inline>
-        </w:drawing>
-      </w:r>
-    </w:p>
-    <w:p>
-      <w:pPr>
-        <w:pStyle w:val="Caption"/>
-        <w:jc w:val="center"/>
-        <w:rPr>
-          <w:rFonts w:asciiTheme="minorBidi" w:eastAsia="Roboto" w:hAnsiTheme="minorBidi" w:cstheme="minorBidi"/>
-          <w:color w:val="auto"/>
-          <w:sz w:val="28"/>
-          <w:szCs w:val="28"/>
-        </w:rPr>
-      </w:pPr>
-      <w:r>
-        <w:rPr>
-          <w:color w:val="auto"/>
-        </w:rPr>
-        <w:t xml:space="preserve">Figure </w:t>
-      </w:r>
-      <w:r>
-        <w:rPr>
-          <w:color w:val="auto"/>
-        </w:rPr>
-        <w:fldChar w:fldCharType="begin"/>
-      </w:r>
-      <w:r>
-        <w:rPr>
-          <w:color w:val="auto"/>
-        </w:rPr>
-        <w:instrText xml:space="preserve"> SEQ Figure \* ARABIC </w:instrText>
-      </w:r>
-      <w:r>
-        <w:rPr>
-          <w:color w:val="auto"/>
-        </w:rPr>
-        <w:fldChar w:fldCharType="separate"/>
-      </w:r>
-      <w:r>
-        <w:rPr>
-          <w:noProof/>
-          <w:color w:val="auto"/>
-        </w:rPr>
-        <w:t>2</w:t>
-      </w:r>
-      <w:r>
-        <w:rPr>
-          <w:color w:val="auto"/>
-        </w:rPr>
-        <w:fldChar w:fldCharType="end"/>
-      </w:r>
-      <w:r>
-        <w:rPr>
-          <w:color w:val="auto"/>
-          <w:lang w:val="en-US"/>
-        </w:rPr>
-        <w:t xml:space="preserve"> The Differences of Spruce, Pine, and Fir</w:t>
-      </w:r>
     </w:p>
     <w:sectPr>
-      <w:headerReference w:type="default" r:id="rId12"/>
+      <w:headerReference w:type="default" r:id="rId11"/>
       <w:pgSz w:w="12240" w:h="15840"/>
       <w:pgMar w:top="1440" w:right="1440" w:bottom="1440" w:left="1440" w:header="720" w:footer="720" w:gutter="0"/>
       <w:pgNumType w:start="1"/>

--- a/Report.docx
+++ b/Report.docx
@@ -579,13 +579,13 @@
           <w:sz w:val="24"/>
           <w:szCs w:val="24"/>
         </w:rPr>
-      </w:r>
-      <w:r>
-        <w:rPr>
-          <w:sz w:val="24"/>
-          <w:szCs w:val="24"/>
-        </w:rPr>
         <w:instrText xml:space="preserve"> \* MERGEFORMAT </w:instrText>
+      </w:r>
+      <w:r>
+        <w:rPr>
+          <w:sz w:val="24"/>
+          <w:szCs w:val="24"/>
+        </w:rPr>
       </w:r>
       <w:r>
         <w:rPr>
@@ -653,6 +653,7 @@
       </w:pPr>
       <w:r>
         <w:rPr>
+          <w:noProof/>
           <w:sz w:val="24"/>
           <w:szCs w:val="24"/>
         </w:rPr>
@@ -706,11 +707,20 @@
         <w:jc w:val="center"/>
         <w:rPr>
           <w:color w:val="auto"/>
-          <w:sz w:val="24"/>
-          <w:szCs w:val="24"/>
         </w:rPr>
       </w:pPr>
       <w:bookmarkStart w:id="0" w:name="_Ref186747282"/>
+    </w:p>
+    <w:p>
+      <w:pPr>
+        <w:pStyle w:val="Caption"/>
+        <w:jc w:val="center"/>
+        <w:rPr>
+          <w:color w:val="auto"/>
+          <w:sz w:val="24"/>
+          <w:szCs w:val="24"/>
+        </w:rPr>
+      </w:pPr>
       <w:r>
         <w:rPr>
           <w:color w:val="auto"/>
@@ -781,12 +791,263 @@
     <w:p/>
     <w:p>
       <w:pPr>
+        <w:pStyle w:val="Heading3"/>
+      </w:pPr>
+      <w:r>
+        <w:t>Diameter at Breast Height</w:t>
+      </w:r>
+    </w:p>
+    <w:p>
+      <w:pPr>
+        <w:jc w:val="both"/>
+        <w:rPr>
+          <w:sz w:val="24"/>
+          <w:szCs w:val="24"/>
+        </w:rPr>
+      </w:pPr>
+      <w:r>
+        <w:rPr>
+          <w:sz w:val="24"/>
+          <w:szCs w:val="24"/>
+        </w:rPr>
+        <w:t>Diameter at breast height (DBH) is a standard forestry measurement representing the tree's diameter at 1.37 meters above the ground. It is calculated as the mean of d1 and d2, which are perpendicular diameter measurements taken at breast height to account for irregular trunk shapes</w:t>
+      </w:r>
+      <w:r>
+        <w:rPr>
+          <w:sz w:val="24"/>
+          <w:szCs w:val="24"/>
+        </w:rPr>
+        <w:t xml:space="preserve">. </w:t>
+      </w:r>
+      <w:r>
+        <w:rPr>
+          <w:sz w:val="24"/>
+          <w:szCs w:val="24"/>
+        </w:rPr>
+        <w:fldChar w:fldCharType="begin"/>
+      </w:r>
+      <w:r>
+        <w:rPr>
+          <w:sz w:val="24"/>
+          <w:szCs w:val="24"/>
+        </w:rPr>
+        <w:instrText xml:space="preserve"> REF _Ref186801422 \h </w:instrText>
+      </w:r>
+      <w:r>
+        <w:rPr>
+          <w:sz w:val="24"/>
+          <w:szCs w:val="24"/>
+        </w:rPr>
+      </w:r>
+      <w:r>
+        <w:rPr>
+          <w:sz w:val="24"/>
+          <w:szCs w:val="24"/>
+        </w:rPr>
+        <w:fldChar w:fldCharType="separate"/>
+      </w:r>
+      <w:r>
+        <w:t xml:space="preserve">Figure </w:t>
+      </w:r>
+      <w:r>
+        <w:rPr>
+          <w:noProof/>
+        </w:rPr>
+        <w:t>2</w:t>
+      </w:r>
+      <w:r>
+        <w:rPr>
+          <w:sz w:val="24"/>
+          <w:szCs w:val="24"/>
+        </w:rPr>
+        <w:fldChar w:fldCharType="end"/>
+      </w:r>
+      <w:r>
+        <w:rPr>
+          <w:sz w:val="24"/>
+          <w:szCs w:val="24"/>
+        </w:rPr>
+        <w:t xml:space="preserve"> shows </w:t>
+      </w:r>
+      <w:r>
+        <w:rPr>
+          <w:sz w:val="24"/>
+          <w:szCs w:val="24"/>
+        </w:rPr>
+        <w:t xml:space="preserve">a right-skewed distribution, with most tree diameters concentrated between 10 and 30 units and peaking around 15–20. This indicates a dominance of smaller-diameter trees, with fewer larger </w:t>
+      </w:r>
+      <w:r>
+        <w:rPr>
+          <w:sz w:val="24"/>
+          <w:szCs w:val="24"/>
+        </w:rPr>
+        <w:t>ones</w:t>
+      </w:r>
+      <w:r>
+        <w:rPr>
+          <w:sz w:val="24"/>
+          <w:szCs w:val="24"/>
+        </w:rPr>
+        <w:t xml:space="preserve"> represented by the long tail.</w:t>
+      </w:r>
+    </w:p>
+    <w:p>
+      <w:pPr>
+        <w:jc w:val="both"/>
+        <w:rPr>
+          <w:sz w:val="24"/>
+          <w:szCs w:val="24"/>
+        </w:rPr>
+      </w:pPr>
+    </w:p>
+    <w:p>
+      <w:pPr>
+        <w:jc w:val="both"/>
+        <w:rPr>
+          <w:sz w:val="24"/>
+          <w:szCs w:val="24"/>
+        </w:rPr>
+      </w:pPr>
+    </w:p>
+    <w:p>
+      <w:pPr>
         <w:keepNext/>
+        <w:jc w:val="both"/>
+      </w:pPr>
+      <w:r>
+        <w:rPr>
+          <w:sz w:val="24"/>
+          <w:szCs w:val="24"/>
+        </w:rPr>
+        <w:drawing>
+          <wp:inline distT="0" distB="0" distL="0" distR="0" wp14:anchorId="36F3723D" wp14:editId="71BBD481">
+            <wp:extent cx="5943600" cy="3848735"/>
+            <wp:effectExtent l="0" t="0" r="0" b="0"/>
+            <wp:docPr id="1480313374" name="Picture 1" descr="A blue line graph with white text&#10;&#10;Description automatically generated"/>
+            <wp:cNvGraphicFramePr>
+              <a:graphicFrameLocks xmlns:a="http://schemas.openxmlformats.org/drawingml/2006/main" noChangeAspect="1"/>
+            </wp:cNvGraphicFramePr>
+            <a:graphic xmlns:a="http://schemas.openxmlformats.org/drawingml/2006/main">
+              <a:graphicData uri="http://schemas.openxmlformats.org/drawingml/2006/picture">
+                <pic:pic xmlns:pic="http://schemas.openxmlformats.org/drawingml/2006/picture">
+                  <pic:nvPicPr>
+                    <pic:cNvPr id="1480313374" name="Picture 1" descr="A blue line graph with white text&#10;&#10;Description automatically generated"/>
+                    <pic:cNvPicPr/>
+                  </pic:nvPicPr>
+                  <pic:blipFill>
+                    <a:blip r:embed="rId11"/>
+                    <a:stretch>
+                      <a:fillRect/>
+                    </a:stretch>
+                  </pic:blipFill>
+                  <pic:spPr>
+                    <a:xfrm>
+                      <a:off x="0" y="0"/>
+                      <a:ext cx="5943600" cy="3848735"/>
+                    </a:xfrm>
+                    <a:prstGeom prst="rect">
+                      <a:avLst/>
+                    </a:prstGeom>
+                  </pic:spPr>
+                </pic:pic>
+              </a:graphicData>
+            </a:graphic>
+          </wp:inline>
+        </w:drawing>
+      </w:r>
+    </w:p>
+    <w:p>
+      <w:pPr>
+        <w:keepNext/>
+        <w:jc w:val="both"/>
+      </w:pPr>
+    </w:p>
+    <w:p>
+      <w:pPr>
+        <w:pStyle w:val="Caption"/>
         <w:jc w:val="center"/>
+        <w:rPr>
+          <w:color w:val="auto"/>
+          <w:lang w:val="en-US"/>
+        </w:rPr>
+      </w:pPr>
+      <w:bookmarkStart w:id="1" w:name="_Ref186801422"/>
+      <w:r>
+        <w:rPr>
+          <w:color w:val="auto"/>
+        </w:rPr>
+        <w:t xml:space="preserve">Figure </w:t>
+      </w:r>
+      <w:r>
+        <w:rPr>
+          <w:color w:val="auto"/>
+        </w:rPr>
+        <w:fldChar w:fldCharType="begin"/>
+      </w:r>
+      <w:r>
+        <w:rPr>
+          <w:color w:val="auto"/>
+        </w:rPr>
+        <w:instrText xml:space="preserve"> SEQ Figure \* ARABIC </w:instrText>
+      </w:r>
+      <w:r>
+        <w:rPr>
+          <w:color w:val="auto"/>
+        </w:rPr>
+        <w:fldChar w:fldCharType="separate"/>
+      </w:r>
+      <w:r>
+        <w:rPr>
+          <w:noProof/>
+          <w:color w:val="auto"/>
+        </w:rPr>
+        <w:t>2</w:t>
+      </w:r>
+      <w:r>
+        <w:rPr>
+          <w:color w:val="auto"/>
+        </w:rPr>
+        <w:fldChar w:fldCharType="end"/>
+      </w:r>
+      <w:bookmarkEnd w:id="1"/>
+      <w:r>
+        <w:rPr>
+          <w:color w:val="auto"/>
+        </w:rPr>
+        <w:t xml:space="preserve"> </w:t>
+      </w:r>
+      <w:r>
+        <w:rPr>
+          <w:color w:val="auto"/>
+          <w:lang w:val="en-US"/>
+        </w:rPr>
+        <w:t>Density plot of Diameter at Breast Height (DBH) measurements</w:t>
+      </w:r>
+    </w:p>
+    <w:p>
+      <w:pPr>
+        <w:rPr>
+          <w:lang w:val="en-US"/>
+        </w:rPr>
+      </w:pPr>
+    </w:p>
+    <w:p>
+      <w:pPr>
+        <w:rPr>
+          <w:lang w:val="en-US"/>
+        </w:rPr>
+      </w:pPr>
+    </w:p>
+    <w:p>
+      <w:pPr>
+        <w:rPr>
+          <w:lang w:val="en-US"/>
+        </w:rPr>
       </w:pPr>
     </w:p>
     <w:sectPr>
-      <w:headerReference w:type="default" r:id="rId11"/>
+      <w:headerReference w:type="default" r:id="rId12"/>
+      <w:footerReference w:type="default" r:id="rId13"/>
       <w:pgSz w:w="12240" w:h="15840"/>
       <w:pgMar w:top="1440" w:right="1440" w:bottom="1440" w:left="1440" w:header="720" w:footer="720" w:gutter="0"/>
       <w:pgNumType w:start="1"/>
@@ -819,6 +1080,59 @@
     </w:p>
   </w:endnote>
 </w:endnotes>
+</file>
+
+<file path=word/footer1.xml><?xml version="1.0" encoding="utf-8"?>
+<w:ftr xmlns:wpc="http://schemas.microsoft.com/office/word/2010/wordprocessingCanvas" xmlns:cx="http://schemas.microsoft.com/office/drawing/2014/chartex" xmlns:cx1="http://schemas.microsoft.com/office/drawing/2015/9/8/chartex" xmlns:cx2="http://schemas.microsoft.com/office/drawing/2015/10/21/chartex" xmlns:cx3="http://schemas.microsoft.com/office/drawing/2016/5/9/chartex" xmlns:cx4="http://schemas.microsoft.com/office/drawing/2016/5/10/chartex" xmlns:cx5="http://schemas.microsoft.com/office/drawing/2016/5/11/chartex" xmlns:cx6="http://schemas.microsoft.com/office/drawing/2016/5/12/chartex" xmlns:cx7="http://schemas.microsoft.com/office/drawing/2016/5/13/chartex" xmlns:cx8="http://schemas.microsoft.com/office/drawing/2016/5/14/chartex" xmlns:mc="http://schemas.openxmlformats.org/markup-compatibility/2006" xmlns:aink="http://schemas.microsoft.com/office/drawing/2016/ink" xmlns:am3d="http://schemas.microsoft.com/office/drawing/2017/model3d" xmlns:o="urn:schemas-microsoft-com:office:office" xmlns:oel="http://schemas.microsoft.com/office/2019/extlst" xmlns:r="http://schemas.openxmlformats.org/officeDocument/2006/relationships" xmlns:m="http://schemas.openxmlformats.org/officeDocument/2006/math" xmlns:v="urn:schemas-microsoft-com:vml" xmlns:wp14="http://schemas.microsoft.com/office/word/2010/wordprocessingDrawing" xmlns:wp="http://schemas.openxmlformats.org/drawingml/2006/wordprocessingDrawing" xmlns:w10="urn:schemas-microsoft-com:office:word" xmlns:w="http://schemas.openxmlformats.org/wordprocessingml/2006/main" xmlns:w14="http://schemas.microsoft.com/office/word/2010/wordml" xmlns:w15="http://schemas.microsoft.com/office/word/2012/wordml" xmlns:w16cex="http://schemas.microsoft.com/office/word/2018/wordml/cex" xmlns:w16cid="http://schemas.microsoft.com/office/word/2016/wordml/cid" xmlns:w16="http://schemas.microsoft.com/office/word/2018/wordml" xmlns:w16du="http://schemas.microsoft.com/office/word/2023/wordml/word16du" xmlns:w16sdtdh="http://schemas.microsoft.com/office/word/2020/wordml/sdtdatahash" xmlns:w16sdtfl="http://schemas.microsoft.com/office/word/2024/wordml/sdtformatlock" xmlns:w16se="http://schemas.microsoft.com/office/word/2015/wordml/symex" xmlns:wpg="http://schemas.microsoft.com/office/word/2010/wordprocessingGroup" xmlns:wpi="http://schemas.microsoft.com/office/word/2010/wordprocessingInk" xmlns:wne="http://schemas.microsoft.com/office/word/2006/wordml" xmlns:wps="http://schemas.microsoft.com/office/word/2010/wordprocessingShape" mc:Ignorable="w14 w15 w16se w16cid w16 w16cex w16sdtdh w16sdtfl w16du wp14">
+  <w:sdt>
+    <w:sdtPr>
+      <w:id w:val="152265544"/>
+      <w:docPartObj>
+        <w:docPartGallery w:val="Page Numbers (Bottom of Page)"/>
+        <w:docPartUnique/>
+      </w:docPartObj>
+    </w:sdtPr>
+    <w:sdtEndPr>
+      <w:rPr>
+        <w:noProof/>
+      </w:rPr>
+    </w:sdtEndPr>
+    <w:sdtContent>
+      <w:p>
+        <w:pPr>
+          <w:pStyle w:val="Footer"/>
+          <w:jc w:val="center"/>
+        </w:pPr>
+        <w:r>
+          <w:fldChar w:fldCharType="begin"/>
+        </w:r>
+        <w:r>
+          <w:instrText xml:space="preserve"> PAGE   \* MERGEFORMAT </w:instrText>
+        </w:r>
+        <w:r>
+          <w:fldChar w:fldCharType="separate"/>
+        </w:r>
+        <w:r>
+          <w:rPr>
+            <w:noProof/>
+          </w:rPr>
+          <w:t>2</w:t>
+        </w:r>
+        <w:r>
+          <w:rPr>
+            <w:noProof/>
+          </w:rPr>
+          <w:fldChar w:fldCharType="end"/>
+        </w:r>
+      </w:p>
+    </w:sdtContent>
+  </w:sdt>
+  <w:p>
+    <w:pPr>
+      <w:pStyle w:val="Footer"/>
+    </w:pPr>
+  </w:p>
+</w:ftr>
 </file>
 
 <file path=word/footnotes.xml><?xml version="1.0" encoding="utf-8"?>
@@ -1970,6 +2284,7 @@
   <w:style w:type="character" w:default="1" w:styleId="DefaultParagraphFont">
     <w:name w:val="Default Paragraph Font"/>
     <w:uiPriority w:val="1"/>
+    <w:semiHidden/>
     <w:unhideWhenUsed/>
   </w:style>
   <w:style w:type="table" w:default="1" w:styleId="TableNormal">
@@ -2044,6 +2359,50 @@
       <w:sz w:val="18"/>
       <w:szCs w:val="18"/>
     </w:rPr>
+  </w:style>
+  <w:style w:type="paragraph" w:styleId="Header">
+    <w:name w:val="header"/>
+    <w:basedOn w:val="Normal"/>
+    <w:link w:val="HeaderChar"/>
+    <w:uiPriority w:val="99"/>
+    <w:unhideWhenUsed/>
+    <w:rsid w:val="00095C9C"/>
+    <w:pPr>
+      <w:tabs>
+        <w:tab w:val="center" w:pos="4680"/>
+        <w:tab w:val="right" w:pos="9360"/>
+      </w:tabs>
+      <w:spacing w:line="240" w:lineRule="auto"/>
+    </w:pPr>
+  </w:style>
+  <w:style w:type="character" w:customStyle="1" w:styleId="HeaderChar">
+    <w:name w:val="Header Char"/>
+    <w:basedOn w:val="DefaultParagraphFont"/>
+    <w:link w:val="Header"/>
+    <w:uiPriority w:val="99"/>
+    <w:rsid w:val="00095C9C"/>
+  </w:style>
+  <w:style w:type="paragraph" w:styleId="Footer">
+    <w:name w:val="footer"/>
+    <w:basedOn w:val="Normal"/>
+    <w:link w:val="FooterChar"/>
+    <w:uiPriority w:val="99"/>
+    <w:unhideWhenUsed/>
+    <w:rsid w:val="00095C9C"/>
+    <w:pPr>
+      <w:tabs>
+        <w:tab w:val="center" w:pos="4680"/>
+        <w:tab w:val="right" w:pos="9360"/>
+      </w:tabs>
+      <w:spacing w:line="240" w:lineRule="auto"/>
+    </w:pPr>
+  </w:style>
+  <w:style w:type="character" w:customStyle="1" w:styleId="FooterChar">
+    <w:name w:val="Footer Char"/>
+    <w:basedOn w:val="DefaultParagraphFont"/>
+    <w:link w:val="Footer"/>
+    <w:uiPriority w:val="99"/>
+    <w:rsid w:val="00095C9C"/>
   </w:style>
 </w:styles>
 </file>

--- a/Report.docx
+++ b/Report.docx
@@ -717,31 +717,39 @@
         <w:jc w:val="center"/>
         <w:rPr>
           <w:color w:val="auto"/>
-          <w:sz w:val="24"/>
-          <w:szCs w:val="24"/>
+          <w:sz w:val="28"/>
+          <w:szCs w:val="28"/>
         </w:rPr>
       </w:pPr>
       <w:r>
         <w:rPr>
           <w:color w:val="auto"/>
+          <w:sz w:val="20"/>
+          <w:szCs w:val="20"/>
         </w:rPr>
         <w:t xml:space="preserve">Figure </w:t>
       </w:r>
       <w:r>
         <w:rPr>
           <w:color w:val="auto"/>
+          <w:sz w:val="20"/>
+          <w:szCs w:val="20"/>
         </w:rPr>
         <w:fldChar w:fldCharType="begin"/>
       </w:r>
       <w:r>
         <w:rPr>
           <w:color w:val="auto"/>
+          <w:sz w:val="20"/>
+          <w:szCs w:val="20"/>
         </w:rPr>
         <w:instrText xml:space="preserve"> SEQ Figure \* ARABIC </w:instrText>
       </w:r>
       <w:r>
         <w:rPr>
           <w:color w:val="auto"/>
+          <w:sz w:val="20"/>
+          <w:szCs w:val="20"/>
         </w:rPr>
         <w:fldChar w:fldCharType="separate"/>
       </w:r>
@@ -749,12 +757,16 @@
         <w:rPr>
           <w:noProof/>
           <w:color w:val="auto"/>
+          <w:sz w:val="20"/>
+          <w:szCs w:val="20"/>
         </w:rPr>
         <w:t>1</w:t>
       </w:r>
       <w:r>
         <w:rPr>
           <w:color w:val="auto"/>
+          <w:sz w:val="20"/>
+          <w:szCs w:val="20"/>
         </w:rPr>
         <w:fldChar w:fldCharType="end"/>
       </w:r>
@@ -762,6 +774,8 @@
       <w:r>
         <w:rPr>
           <w:color w:val="auto"/>
+          <w:sz w:val="20"/>
+          <w:szCs w:val="20"/>
           <w:lang w:val="en-US"/>
         </w:rPr>
         <w:t xml:space="preserve"> Tree Species Distribution in the Surveyed Area</w:t>
@@ -916,6 +930,7 @@
       </w:pPr>
       <w:r>
         <w:rPr>
+          <w:noProof/>
           <w:sz w:val="24"/>
           <w:szCs w:val="24"/>
         </w:rPr>
@@ -968,6 +983,8 @@
         <w:jc w:val="center"/>
         <w:rPr>
           <w:color w:val="auto"/>
+          <w:sz w:val="20"/>
+          <w:szCs w:val="20"/>
           <w:lang w:val="en-US"/>
         </w:rPr>
       </w:pPr>
@@ -975,24 +992,32 @@
       <w:r>
         <w:rPr>
           <w:color w:val="auto"/>
+          <w:sz w:val="20"/>
+          <w:szCs w:val="20"/>
         </w:rPr>
         <w:t xml:space="preserve">Figure </w:t>
       </w:r>
       <w:r>
         <w:rPr>
           <w:color w:val="auto"/>
+          <w:sz w:val="20"/>
+          <w:szCs w:val="20"/>
         </w:rPr>
         <w:fldChar w:fldCharType="begin"/>
       </w:r>
       <w:r>
         <w:rPr>
           <w:color w:val="auto"/>
+          <w:sz w:val="20"/>
+          <w:szCs w:val="20"/>
         </w:rPr>
         <w:instrText xml:space="preserve"> SEQ Figure \* ARABIC </w:instrText>
       </w:r>
       <w:r>
         <w:rPr>
           <w:color w:val="auto"/>
+          <w:sz w:val="20"/>
+          <w:szCs w:val="20"/>
         </w:rPr>
         <w:fldChar w:fldCharType="separate"/>
       </w:r>
@@ -1000,12 +1025,16 @@
         <w:rPr>
           <w:noProof/>
           <w:color w:val="auto"/>
+          <w:sz w:val="20"/>
+          <w:szCs w:val="20"/>
         </w:rPr>
         <w:t>2</w:t>
       </w:r>
       <w:r>
         <w:rPr>
           <w:color w:val="auto"/>
+          <w:sz w:val="20"/>
+          <w:szCs w:val="20"/>
         </w:rPr>
         <w:fldChar w:fldCharType="end"/>
       </w:r>
@@ -1013,12 +1042,16 @@
       <w:r>
         <w:rPr>
           <w:color w:val="auto"/>
+          <w:sz w:val="20"/>
+          <w:szCs w:val="20"/>
         </w:rPr>
         <w:t xml:space="preserve"> </w:t>
       </w:r>
       <w:r>
         <w:rPr>
           <w:color w:val="auto"/>
+          <w:sz w:val="20"/>
+          <w:szCs w:val="20"/>
           <w:lang w:val="en-US"/>
         </w:rPr>
         <w:t>Density plot of Diameter at Breast Height (DBH) measurements</w:t>
@@ -1040,14 +1073,266 @@
     </w:p>
     <w:p>
       <w:pPr>
+        <w:pStyle w:val="Heading3"/>
         <w:rPr>
           <w:lang w:val="en-US"/>
         </w:rPr>
       </w:pPr>
+      <w:r>
+        <w:rPr>
+          <w:lang w:val="en-US"/>
+        </w:rPr>
+        <w:lastRenderedPageBreak/>
+        <w:t>Plot</w:t>
+      </w:r>
+    </w:p>
+    <w:p>
+      <w:pPr>
+        <w:jc w:val="both"/>
+        <w:rPr>
+          <w:sz w:val="24"/>
+          <w:szCs w:val="24"/>
+          <w:lang w:val="en-US"/>
+        </w:rPr>
+      </w:pPr>
+      <w:r>
+        <w:rPr>
+          <w:sz w:val="24"/>
+          <w:szCs w:val="24"/>
+          <w:lang w:val="en-US"/>
+        </w:rPr>
+        <w:t>Th</w:t>
+      </w:r>
+      <w:r>
+        <w:rPr>
+          <w:sz w:val="24"/>
+          <w:szCs w:val="24"/>
+          <w:lang w:val="en-US"/>
+        </w:rPr>
+        <w:t xml:space="preserve">is </w:t>
+      </w:r>
+      <w:r>
+        <w:rPr>
+          <w:sz w:val="24"/>
+          <w:szCs w:val="24"/>
+          <w:lang w:val="en-US"/>
+        </w:rPr>
+        <w:t>feature represents rectangular ground plots surveyed in the dataset. These plots are associated with both .</w:t>
+      </w:r>
+      <w:proofErr w:type="spellStart"/>
+      <w:r>
+        <w:rPr>
+          <w:sz w:val="24"/>
+          <w:szCs w:val="24"/>
+          <w:lang w:val="en-US"/>
+        </w:rPr>
+        <w:t>tif</w:t>
+      </w:r>
+      <w:proofErr w:type="spellEnd"/>
+      <w:r>
+        <w:rPr>
+          <w:sz w:val="24"/>
+          <w:szCs w:val="24"/>
+          <w:lang w:val="en-US"/>
+        </w:rPr>
+        <w:t xml:space="preserve"> and .las files. </w:t>
+      </w:r>
+      <w:r>
+        <w:rPr>
+          <w:lang w:val="en-US"/>
+        </w:rPr>
+        <w:fldChar w:fldCharType="begin"/>
+      </w:r>
+      <w:r>
+        <w:rPr>
+          <w:lang w:val="en-US"/>
+        </w:rPr>
+        <w:instrText xml:space="preserve"> REF _Ref186809469 \h </w:instrText>
+      </w:r>
+      <w:r>
+        <w:rPr>
+          <w:lang w:val="en-US"/>
+        </w:rPr>
+      </w:r>
+      <w:r>
+        <w:rPr>
+          <w:lang w:val="en-US"/>
+        </w:rPr>
+        <w:instrText xml:space="preserve"> \* MERGEFORMAT </w:instrText>
+      </w:r>
+      <w:r>
+        <w:rPr>
+          <w:lang w:val="en-US"/>
+        </w:rPr>
+        <w:fldChar w:fldCharType="separate"/>
+      </w:r>
+      <w:r>
+        <w:t xml:space="preserve">Figure </w:t>
+      </w:r>
+      <w:r>
+        <w:rPr>
+          <w:noProof/>
+        </w:rPr>
+        <w:t>3</w:t>
+      </w:r>
+      <w:r>
+        <w:rPr>
+          <w:lang w:val="en-US"/>
+        </w:rPr>
+        <w:fldChar w:fldCharType="end"/>
+      </w:r>
+      <w:r>
+        <w:rPr>
+          <w:sz w:val="24"/>
+          <w:szCs w:val="24"/>
+          <w:lang w:val="en-US"/>
+        </w:rPr>
+        <w:t xml:space="preserve"> </w:t>
+      </w:r>
+      <w:r>
+        <w:rPr>
+          <w:sz w:val="24"/>
+          <w:szCs w:val="24"/>
+          <w:lang w:val="en-US"/>
+        </w:rPr>
+        <w:t>illustrates the distribution of tree species across these 10 plots. Each point represents an individual tree, color-coded by its species. The plots reveal varying species compositions, with some plots dominated by specific species. For instance, Plot 1 is largely populated with Aspens, while Plot 7 shows a predominance of Birch trees.</w:t>
+      </w:r>
+      <w:bookmarkStart w:id="2" w:name="_Ref186809469"/>
+    </w:p>
+    <w:p>
+      <w:pPr>
+        <w:jc w:val="both"/>
+        <w:rPr>
+          <w:sz w:val="24"/>
+          <w:szCs w:val="24"/>
+          <w:lang w:val="en-US"/>
+        </w:rPr>
+      </w:pPr>
+    </w:p>
+    <w:bookmarkEnd w:id="2"/>
+    <w:p>
+      <w:pPr>
+        <w:pStyle w:val="Caption"/>
+        <w:keepNext/>
+        <w:jc w:val="center"/>
+      </w:pPr>
+      <w:r>
+        <w:rPr>
+          <w:color w:val="auto"/>
+          <w:sz w:val="20"/>
+          <w:szCs w:val="20"/>
+          <w:lang w:val="en-US"/>
+        </w:rPr>
+        <w:drawing>
+          <wp:inline distT="0" distB="0" distL="0" distR="0" wp14:anchorId="1E3D0653" wp14:editId="2A029B83">
+            <wp:extent cx="5943600" cy="5269865"/>
+            <wp:effectExtent l="0" t="0" r="0" b="6985"/>
+            <wp:docPr id="1186574551" name="Picture 1" descr="A screenshot of a computer screen&#10;&#10;Description automatically generated"/>
+            <wp:cNvGraphicFramePr>
+              <a:graphicFrameLocks xmlns:a="http://schemas.openxmlformats.org/drawingml/2006/main" noChangeAspect="1"/>
+            </wp:cNvGraphicFramePr>
+            <a:graphic xmlns:a="http://schemas.openxmlformats.org/drawingml/2006/main">
+              <a:graphicData uri="http://schemas.openxmlformats.org/drawingml/2006/picture">
+                <pic:pic xmlns:pic="http://schemas.openxmlformats.org/drawingml/2006/picture">
+                  <pic:nvPicPr>
+                    <pic:cNvPr id="1186574551" name="Picture 1" descr="A screenshot of a computer screen&#10;&#10;Description automatically generated"/>
+                    <pic:cNvPicPr/>
+                  </pic:nvPicPr>
+                  <pic:blipFill>
+                    <a:blip r:embed="rId12"/>
+                    <a:stretch>
+                      <a:fillRect/>
+                    </a:stretch>
+                  </pic:blipFill>
+                  <pic:spPr>
+                    <a:xfrm>
+                      <a:off x="0" y="0"/>
+                      <a:ext cx="5943600" cy="5269865"/>
+                    </a:xfrm>
+                    <a:prstGeom prst="rect">
+                      <a:avLst/>
+                    </a:prstGeom>
+                  </pic:spPr>
+                </pic:pic>
+              </a:graphicData>
+            </a:graphic>
+          </wp:inline>
+        </w:drawing>
+      </w:r>
+    </w:p>
+    <w:p>
+      <w:pPr>
+        <w:pStyle w:val="Caption"/>
+        <w:jc w:val="center"/>
+        <w:rPr>
+          <w:color w:val="auto"/>
+          <w:sz w:val="22"/>
+          <w:szCs w:val="22"/>
+          <w:lang w:val="en-US"/>
+        </w:rPr>
+      </w:pPr>
+      <w:r>
+        <w:rPr>
+          <w:color w:val="auto"/>
+          <w:sz w:val="20"/>
+          <w:szCs w:val="20"/>
+        </w:rPr>
+        <w:t xml:space="preserve">Figure </w:t>
+      </w:r>
+      <w:r>
+        <w:rPr>
+          <w:color w:val="auto"/>
+          <w:sz w:val="20"/>
+          <w:szCs w:val="20"/>
+        </w:rPr>
+        <w:fldChar w:fldCharType="begin"/>
+      </w:r>
+      <w:r>
+        <w:rPr>
+          <w:color w:val="auto"/>
+          <w:sz w:val="20"/>
+          <w:szCs w:val="20"/>
+        </w:rPr>
+        <w:instrText xml:space="preserve"> SEQ Figure \* ARABIC </w:instrText>
+      </w:r>
+      <w:r>
+        <w:rPr>
+          <w:color w:val="auto"/>
+          <w:sz w:val="20"/>
+          <w:szCs w:val="20"/>
+        </w:rPr>
+        <w:fldChar w:fldCharType="separate"/>
+      </w:r>
+      <w:r>
+        <w:rPr>
+          <w:noProof/>
+          <w:color w:val="auto"/>
+          <w:sz w:val="20"/>
+          <w:szCs w:val="20"/>
+        </w:rPr>
+        <w:t>3</w:t>
+      </w:r>
+      <w:r>
+        <w:rPr>
+          <w:color w:val="auto"/>
+          <w:sz w:val="20"/>
+          <w:szCs w:val="20"/>
+        </w:rPr>
+        <w:fldChar w:fldCharType="end"/>
+      </w:r>
+      <w:r>
+        <w:rPr>
+          <w:color w:val="auto"/>
+          <w:sz w:val="20"/>
+          <w:szCs w:val="20"/>
+          <w:lang w:val="fr-FR"/>
+        </w:rPr>
+        <w:t xml:space="preserve"> Species Distribution Across Plots 1 to 10</w:t>
+      </w:r>
     </w:p>
     <w:sectPr>
-      <w:headerReference w:type="default" r:id="rId12"/>
-      <w:footerReference w:type="default" r:id="rId13"/>
+      <w:headerReference w:type="default" r:id="rId13"/>
+      <w:footerReference w:type="default" r:id="rId14"/>
       <w:pgSz w:w="12240" w:h="15840"/>
       <w:pgMar w:top="1440" w:right="1440" w:bottom="1440" w:left="1440" w:header="720" w:footer="720" w:gutter="0"/>
       <w:pgNumType w:start="1"/>

--- a/Report.docx
+++ b/Report.docx
@@ -1266,8 +1266,8 @@
         <w:jc w:val="center"/>
         <w:rPr>
           <w:color w:val="auto"/>
-          <w:sz w:val="22"/>
-          <w:szCs w:val="22"/>
+          <w:sz w:val="20"/>
+          <w:szCs w:val="20"/>
           <w:lang w:val="en-US"/>
         </w:rPr>
       </w:pPr>
@@ -1325,10 +1325,45 @@
           <w:color w:val="auto"/>
           <w:sz w:val="20"/>
           <w:szCs w:val="20"/>
-          <w:lang w:val="fr-FR"/>
+          <w:lang w:val="en-US"/>
         </w:rPr>
         <w:t xml:space="preserve"> Species Distribution Across Plots 1 to 10</w:t>
       </w:r>
+    </w:p>
+    <w:p>
+      <w:pPr>
+        <w:rPr>
+          <w:lang w:val="en-US"/>
+        </w:rPr>
+      </w:pPr>
+    </w:p>
+    <w:p>
+      <w:pPr>
+        <w:rPr>
+          <w:lang w:val="en-US"/>
+        </w:rPr>
+      </w:pPr>
+    </w:p>
+    <w:p>
+      <w:pPr>
+        <w:rPr>
+          <w:lang w:val="en-US"/>
+        </w:rPr>
+      </w:pPr>
+    </w:p>
+    <w:p>
+      <w:pPr>
+        <w:rPr>
+          <w:lang w:val="en-US"/>
+        </w:rPr>
+      </w:pPr>
+    </w:p>
+    <w:p>
+      <w:pPr>
+        <w:rPr>
+          <w:lang w:val="en-US"/>
+        </w:rPr>
+      </w:pPr>
     </w:p>
     <w:sectPr>
       <w:headerReference w:type="default" r:id="rId13"/>
